--- a/docs/Status_Summary.docx
+++ b/docs/Status_Summary.docx
@@ -7,10 +7,60 @@
         <w:pStyle w:val="Title"/>
       </w:pPr>
       <w:r>
-        <w:t xml:space="preserve">Herald — Status Summary</w:t>
+        <w:t xml:space="preserve">Herald</w:t>
       </w:r>
     </w:p>
-    <w:bookmarkStart w:id="12" w:name="herald--status-summary"/>
+    <w:p>
+      <w:pPr>
+        <w:pStyle w:val="FirstParagraph"/>
+      </w:pPr>
+      <w:r>
+        <w:drawing>
+          <wp:inline>
+            <wp:extent cx="1625600" cy="1625600"/>
+            <wp:effectExtent b="0" l="0" r="0" t="0"/>
+            <wp:docPr descr="Herald" title="" id="10" name="Picture"/>
+            <a:graphic>
+              <a:graphicData uri="http://schemas.openxmlformats.org/drawingml/2006/picture">
+                <pic:pic>
+                  <pic:nvPicPr>
+                    <pic:cNvPr descr="../assets/logo/herald_logo_square_128.png" id="11" name="Picture"/>
+                    <pic:cNvPicPr>
+                      <a:picLocks noChangeArrowheads="1" noChangeAspect="1"/>
+                    </pic:cNvPicPr>
+                  </pic:nvPicPr>
+                  <pic:blipFill>
+                    <a:blip r:embed="rId9"/>
+                    <a:stretch>
+                      <a:fillRect/>
+                    </a:stretch>
+                  </pic:blipFill>
+                  <pic:spPr bwMode="auto">
+                    <a:xfrm>
+                      <a:off x="0" y="0"/>
+                      <a:ext cx="1625600" cy="1625600"/>
+                    </a:xfrm>
+                    <a:prstGeom prst="rect">
+                      <a:avLst/>
+                    </a:prstGeom>
+                    <a:noFill/>
+                    <a:ln w="9525">
+                      <a:noFill/>
+                      <a:headEnd/>
+                      <a:tailEnd/>
+                    </a:ln>
+                  </pic:spPr>
+                </pic:pic>
+              </a:graphicData>
+            </a:graphic>
+          </wp:inline>
+        </w:drawing>
+      </w:r>
+      <w:r>
+        <w:t xml:space="preserve">{width=96px height=96px}</w:t>
+      </w:r>
+    </w:p>
+    <w:bookmarkStart w:id="15" w:name="herald--status-summary"/>
     <w:p>
       <w:pPr>
         <w:pStyle w:val="Heading1"/>
@@ -345,7 +395,7 @@
         </w:tc>
       </w:tr>
     </w:tbl>
-    <w:bookmarkStart w:id="9" w:name="table-of-contents"/>
+    <w:bookmarkStart w:id="12" w:name="table-of-contents"/>
     <w:p>
       <w:pPr>
         <w:pStyle w:val="Heading2"/>
@@ -388,8 +438,8 @@
         </w:r>
       </w:hyperlink>
     </w:p>
-    <w:bookmarkEnd w:id="9"/>
-    <w:bookmarkStart w:id="10" w:name="for-operators-tldr"/>
+    <w:bookmarkEnd w:id="12"/>
+    <w:bookmarkStart w:id="13" w:name="for-operators-tldr"/>
     <w:p>
       <w:pPr>
         <w:pStyle w:val="Heading2"/>
@@ -522,8 +572,8 @@
         <w:t xml:space="preserve">shim + verify §26.5 quickstart compose works end-to-end. Risk surface: Claude Code session assumption (V3 §33.2) needs real-world validation in the first scaffold cycle.</w:t>
       </w:r>
     </w:p>
-    <w:bookmarkEnd w:id="10"/>
-    <w:bookmarkStart w:id="11" w:name="for-ai-agents-machine-readable"/>
+    <w:bookmarkEnd w:id="13"/>
+    <w:bookmarkStart w:id="14" w:name="for-ai-agents-machine-readable"/>
     <w:p>
       <w:pPr>
         <w:pStyle w:val="Heading2"/>
@@ -669,8 +719,8 @@
         <w:t xml:space="preserve">}</w:t>
       </w:r>
     </w:p>
-    <w:bookmarkEnd w:id="11"/>
-    <w:bookmarkEnd w:id="12"/>
+    <w:bookmarkEnd w:id="14"/>
+    <w:bookmarkEnd w:id="15"/>
     <w:sectPr>
       <w:footnotePr>
         <w:numRestart w:val="eachSect"/>

--- a/docs/Status_Summary.docx
+++ b/docs/Status_Summary.docx
@@ -10,57 +10,7 @@
         <w:t xml:space="preserve">Herald</w:t>
       </w:r>
     </w:p>
-    <w:p>
-      <w:pPr>
-        <w:pStyle w:val="FirstParagraph"/>
-      </w:pPr>
-      <w:r>
-        <w:drawing>
-          <wp:inline>
-            <wp:extent cx="1625600" cy="1625600"/>
-            <wp:effectExtent b="0" l="0" r="0" t="0"/>
-            <wp:docPr descr="Herald" title="" id="10" name="Picture"/>
-            <a:graphic>
-              <a:graphicData uri="http://schemas.openxmlformats.org/drawingml/2006/picture">
-                <pic:pic>
-                  <pic:nvPicPr>
-                    <pic:cNvPr descr="../assets/logo/herald_logo_square_128.png" id="11" name="Picture"/>
-                    <pic:cNvPicPr>
-                      <a:picLocks noChangeArrowheads="1" noChangeAspect="1"/>
-                    </pic:cNvPicPr>
-                  </pic:nvPicPr>
-                  <pic:blipFill>
-                    <a:blip r:embed="rId9"/>
-                    <a:stretch>
-                      <a:fillRect/>
-                    </a:stretch>
-                  </pic:blipFill>
-                  <pic:spPr bwMode="auto">
-                    <a:xfrm>
-                      <a:off x="0" y="0"/>
-                      <a:ext cx="1625600" cy="1625600"/>
-                    </a:xfrm>
-                    <a:prstGeom prst="rect">
-                      <a:avLst/>
-                    </a:prstGeom>
-                    <a:noFill/>
-                    <a:ln w="9525">
-                      <a:noFill/>
-                      <a:headEnd/>
-                      <a:tailEnd/>
-                    </a:ln>
-                  </pic:spPr>
-                </pic:pic>
-              </a:graphicData>
-            </a:graphic>
-          </wp:inline>
-        </w:drawing>
-      </w:r>
-      <w:r>
-        <w:t xml:space="preserve">{width=96px height=96px}</w:t>
-      </w:r>
-    </w:p>
-    <w:bookmarkStart w:id="15" w:name="herald--status-summary"/>
+    <w:bookmarkStart w:id="12" w:name="herald--status-summary"/>
     <w:p>
       <w:pPr>
         <w:pStyle w:val="Heading1"/>
@@ -395,7 +345,7 @@
         </w:tc>
       </w:tr>
     </w:tbl>
-    <w:bookmarkStart w:id="12" w:name="table-of-contents"/>
+    <w:bookmarkStart w:id="9" w:name="table-of-contents"/>
     <w:p>
       <w:pPr>
         <w:pStyle w:val="Heading2"/>
@@ -438,8 +388,8 @@
         </w:r>
       </w:hyperlink>
     </w:p>
-    <w:bookmarkEnd w:id="12"/>
-    <w:bookmarkStart w:id="13" w:name="for-operators-tldr"/>
+    <w:bookmarkEnd w:id="9"/>
+    <w:bookmarkStart w:id="10" w:name="for-operators-tldr"/>
     <w:p>
       <w:pPr>
         <w:pStyle w:val="Heading2"/>
@@ -572,8 +522,8 @@
         <w:t xml:space="preserve">shim + verify §26.5 quickstart compose works end-to-end. Risk surface: Claude Code session assumption (V3 §33.2) needs real-world validation in the first scaffold cycle.</w:t>
       </w:r>
     </w:p>
-    <w:bookmarkEnd w:id="13"/>
-    <w:bookmarkStart w:id="14" w:name="for-ai-agents-machine-readable"/>
+    <w:bookmarkEnd w:id="10"/>
+    <w:bookmarkStart w:id="11" w:name="for-ai-agents-machine-readable"/>
     <w:p>
       <w:pPr>
         <w:pStyle w:val="Heading2"/>
@@ -719,8 +669,8 @@
         <w:t xml:space="preserve">}</w:t>
       </w:r>
     </w:p>
-    <w:bookmarkEnd w:id="14"/>
-    <w:bookmarkEnd w:id="15"/>
+    <w:bookmarkEnd w:id="11"/>
+    <w:bookmarkEnd w:id="12"/>
     <w:sectPr>
       <w:footnotePr>
         <w:numRestart w:val="eachSect"/>

--- a/docs/Status_Summary.docx
+++ b/docs/Status_Summary.docx
@@ -558,7 +558,7 @@
         <w:rPr>
           <w:rStyle w:val="VerbatimChar"/>
         </w:rPr>
-        <w:t xml:space="preserve">  "active_spec":        "docs/specs/mvp/specification.V3.md",</w:t>
+        <w:t xml:space="preserve">  "active_spec":        "docs/specs/mvp/specification.V4.md",</w:t>
       </w:r>
       <w:r>
         <w:br/>
@@ -567,7 +567,7 @@
         <w:rPr>
           <w:rStyle w:val="VerbatimChar"/>
         </w:rPr>
-        <w:t xml:space="preserve">  "archived_specs":     ["docs/specs/mvp/archive/specification.V1.md", "docs/specs/mvp/archive/specification.V2.md"],</w:t>
+        <w:t xml:space="preserve">  "archived_specs":     ["docs/specs/mvp/archive/specification.V1.md", "docs/specs/mvp/archive/specification.V2.md", "docs/specs/mvp/archive/specification.V3.md"],</w:t>
       </w:r>
       <w:r>
         <w:br/>
@@ -576,7 +576,7 @@
         <w:rPr>
           <w:rStyle w:val="VerbatimChar"/>
         </w:rPr>
-        <w:t xml:space="preserve">  "spec_revision":      3,</w:t>
+        <w:t xml:space="preserve">  "spec_revision":      1,</w:t>
       </w:r>
       <w:r>
         <w:br/>
